--- a/documentation/RelatórioSGI.docx
+++ b/documentation/RelatórioSGI.docx
@@ -5610,10 +5610,10 @@
             </w:pPr>
             <w:r>
               <w:object w:dxaOrig="4232" w:dyaOrig="1661" w14:anchorId="29136E4E">
-                <v:rect id="rectole0000000006" o:spid="_x0000_i1121" style="width:212pt;height:83pt" o:ole="" o:preferrelative="t" stroked="f">
+                <v:rect id="rectole0000000006" o:spid="_x0000_i1025" style="width:212pt;height:83pt" o:ole="" o:preferrelative="t" stroked="f">
                   <v:imagedata r:id="rId11" o:title=""/>
                 </v:rect>
-                <o:OLEObject Type="Embed" ProgID="StaticMetafile" ShapeID="rectole0000000006" DrawAspect="Content" ObjectID="_1829150055" r:id="rId12"/>
+                <o:OLEObject Type="Embed" ProgID="StaticMetafile" ShapeID="rectole0000000006" DrawAspect="Content" ObjectID="_1829153225" r:id="rId12"/>
               </w:object>
             </w:r>
           </w:p>
@@ -6317,27 +6317,14 @@
             <w:r>
               <w:t xml:space="preserve"> </w:t>
             </w:r>
-            <w:r>
-              <w:fldChar w:fldCharType="begin"/>
-            </w:r>
-            <w:r>
-              <w:instrText xml:space="preserve"> SEQ Figura \* ARABIC </w:instrText>
-            </w:r>
-            <w:r>
-              <w:fldChar w:fldCharType="separate"/>
-            </w:r>
-            <w:r>
-              <w:rPr>
-                <w:noProof/>
-              </w:rPr>
-              <w:t>1</w:t>
-            </w:r>
-            <w:r>
-              <w:rPr>
-                <w:noProof/>
-              </w:rPr>
-              <w:fldChar w:fldCharType="end"/>
-            </w:r>
+            <w:fldSimple w:instr=" SEQ Figura \* ARABIC ">
+              <w:r>
+                <w:rPr>
+                  <w:noProof/>
+                </w:rPr>
+                <w:t>1</w:t>
+              </w:r>
+            </w:fldSimple>
             <w:r>
               <w:t xml:space="preserve">: </w:t>
             </w:r>
@@ -6905,10 +6892,10 @@
             </w:pPr>
             <w:r>
               <w:object w:dxaOrig="5604" w:dyaOrig="984" w14:anchorId="4A15DE2D">
-                <v:rect id="rectole0000000007" o:spid="_x0000_i1122" style="width:205.5pt;height:36.5pt" o:ole="" o:preferrelative="t" stroked="f">
+                <v:rect id="rectole0000000007" o:spid="_x0000_i1026" style="width:205.5pt;height:36.5pt" o:ole="" o:preferrelative="t" stroked="f">
                   <v:imagedata r:id="rId14" o:title=""/>
                 </v:rect>
-                <o:OLEObject Type="Embed" ProgID="StaticDib" ShapeID="rectole0000000007" DrawAspect="Content" ObjectID="_1829150056" r:id="rId15"/>
+                <o:OLEObject Type="Embed" ProgID="StaticDib" ShapeID="rectole0000000007" DrawAspect="Content" ObjectID="_1829153226" r:id="rId15"/>
               </w:object>
             </w:r>
           </w:p>
@@ -6931,27 +6918,14 @@
             <w:r>
               <w:t xml:space="preserve"> </w:t>
             </w:r>
-            <w:r>
-              <w:fldChar w:fldCharType="begin"/>
-            </w:r>
-            <w:r>
-              <w:instrText xml:space="preserve"> SEQ Figura \* ARABIC </w:instrText>
-            </w:r>
-            <w:r>
-              <w:fldChar w:fldCharType="separate"/>
-            </w:r>
-            <w:r>
-              <w:rPr>
-                <w:noProof/>
-              </w:rPr>
-              <w:t>2</w:t>
-            </w:r>
-            <w:r>
-              <w:rPr>
-                <w:noProof/>
-              </w:rPr>
-              <w:fldChar w:fldCharType="end"/>
-            </w:r>
+            <w:fldSimple w:instr=" SEQ Figura \* ARABIC ">
+              <w:r>
+                <w:rPr>
+                  <w:noProof/>
+                </w:rPr>
+                <w:t>2</w:t>
+              </w:r>
+            </w:fldSimple>
             <w:r>
               <w:t>:</w:t>
             </w:r>
@@ -7613,27 +7587,14 @@
             <w:r>
               <w:t xml:space="preserve"> </w:t>
             </w:r>
-            <w:r>
-              <w:fldChar w:fldCharType="begin"/>
-            </w:r>
-            <w:r>
-              <w:instrText xml:space="preserve"> SEQ Figura \* ARABIC </w:instrText>
-            </w:r>
-            <w:r>
-              <w:fldChar w:fldCharType="separate"/>
-            </w:r>
-            <w:r>
-              <w:rPr>
-                <w:noProof/>
-              </w:rPr>
-              <w:t>3</w:t>
-            </w:r>
-            <w:r>
-              <w:rPr>
-                <w:noProof/>
-              </w:rPr>
-              <w:fldChar w:fldCharType="end"/>
-            </w:r>
+            <w:fldSimple w:instr=" SEQ Figura \* ARABIC ">
+              <w:r>
+                <w:rPr>
+                  <w:noProof/>
+                </w:rPr>
+                <w:t>3</w:t>
+              </w:r>
+            </w:fldSimple>
             <w:r>
               <w:t>:</w:t>
             </w:r>
@@ -8313,27 +8274,14 @@
             <w:r>
               <w:t xml:space="preserve"> </w:t>
             </w:r>
-            <w:r>
-              <w:fldChar w:fldCharType="begin"/>
-            </w:r>
-            <w:r>
-              <w:instrText xml:space="preserve"> SEQ Figura \* ARABIC </w:instrText>
-            </w:r>
-            <w:r>
-              <w:fldChar w:fldCharType="separate"/>
-            </w:r>
-            <w:r>
-              <w:rPr>
-                <w:noProof/>
-              </w:rPr>
-              <w:t>4</w:t>
-            </w:r>
-            <w:r>
-              <w:rPr>
-                <w:noProof/>
-              </w:rPr>
-              <w:fldChar w:fldCharType="end"/>
-            </w:r>
+            <w:fldSimple w:instr=" SEQ Figura \* ARABIC ">
+              <w:r>
+                <w:rPr>
+                  <w:noProof/>
+                </w:rPr>
+                <w:t>4</w:t>
+              </w:r>
+            </w:fldSimple>
             <w:r>
               <w:t>:</w:t>
             </w:r>
@@ -8966,27 +8914,14 @@
             <w:r>
               <w:t xml:space="preserve"> </w:t>
             </w:r>
-            <w:r>
-              <w:fldChar w:fldCharType="begin"/>
-            </w:r>
-            <w:r>
-              <w:instrText xml:space="preserve"> SEQ Figura \* ARABIC </w:instrText>
-            </w:r>
-            <w:r>
-              <w:fldChar w:fldCharType="separate"/>
-            </w:r>
-            <w:r>
-              <w:rPr>
-                <w:noProof/>
-              </w:rPr>
-              <w:t>5</w:t>
-            </w:r>
-            <w:r>
-              <w:rPr>
-                <w:noProof/>
-              </w:rPr>
-              <w:fldChar w:fldCharType="end"/>
-            </w:r>
+            <w:fldSimple w:instr=" SEQ Figura \* ARABIC ">
+              <w:r>
+                <w:rPr>
+                  <w:noProof/>
+                </w:rPr>
+                <w:t>5</w:t>
+              </w:r>
+            </w:fldSimple>
             <w:r>
               <w:t>:</w:t>
             </w:r>
@@ -9446,27 +9381,7 @@
                 <w:szCs w:val="16"/>
                 <w:lang w:eastAsia="ar-SA"/>
               </w:rPr>
-              <w:t xml:space="preserve"> superior (</w:t>
-            </w:r>
-            <w:proofErr w:type="gramStart"/>
-            <w:r>
-              <w:rPr>
-                <w:bCs/>
-                <w:sz w:val="16"/>
-                <w:szCs w:val="16"/>
-                <w:lang w:eastAsia="ar-SA"/>
-              </w:rPr>
-              <w:t>retângulo turquesa</w:t>
-            </w:r>
-            <w:proofErr w:type="gramEnd"/>
-            <w:r>
-              <w:rPr>
-                <w:bCs/>
-                <w:sz w:val="16"/>
-                <w:szCs w:val="16"/>
-                <w:lang w:eastAsia="ar-SA"/>
-              </w:rPr>
-              <w:t>)</w:t>
+              <w:t xml:space="preserve"> superior (retângulo turquesa)</w:t>
             </w:r>
           </w:p>
         </w:tc>
@@ -9697,27 +9612,14 @@
             <w:r>
               <w:t xml:space="preserve"> </w:t>
             </w:r>
-            <w:r>
-              <w:fldChar w:fldCharType="begin"/>
-            </w:r>
-            <w:r>
-              <w:instrText xml:space="preserve"> SEQ Figura \* ARABIC </w:instrText>
-            </w:r>
-            <w:r>
-              <w:fldChar w:fldCharType="separate"/>
-            </w:r>
-            <w:r>
-              <w:rPr>
-                <w:noProof/>
-              </w:rPr>
-              <w:t>6</w:t>
-            </w:r>
-            <w:r>
-              <w:rPr>
-                <w:noProof/>
-              </w:rPr>
-              <w:fldChar w:fldCharType="end"/>
-            </w:r>
+            <w:fldSimple w:instr=" SEQ Figura \* ARABIC ">
+              <w:r>
+                <w:rPr>
+                  <w:noProof/>
+                </w:rPr>
+                <w:t>6</w:t>
+              </w:r>
+            </w:fldSimple>
             <w:r>
               <w:t>:</w:t>
             </w:r>
@@ -10363,27 +10265,14 @@
             <w:r>
               <w:t xml:space="preserve"> </w:t>
             </w:r>
-            <w:r>
-              <w:fldChar w:fldCharType="begin"/>
-            </w:r>
-            <w:r>
-              <w:instrText xml:space="preserve"> SEQ Figura \* ARABIC </w:instrText>
-            </w:r>
-            <w:r>
-              <w:fldChar w:fldCharType="separate"/>
-            </w:r>
-            <w:r>
-              <w:rPr>
-                <w:noProof/>
-              </w:rPr>
-              <w:t>7</w:t>
-            </w:r>
-            <w:r>
-              <w:rPr>
-                <w:noProof/>
-              </w:rPr>
-              <w:fldChar w:fldCharType="end"/>
-            </w:r>
+            <w:fldSimple w:instr=" SEQ Figura \* ARABIC ">
+              <w:r>
+                <w:rPr>
+                  <w:noProof/>
+                </w:rPr>
+                <w:t>7</w:t>
+              </w:r>
+            </w:fldSimple>
             <w:r>
               <w:t>:</w:t>
             </w:r>
@@ -11005,10 +10894,10 @@
             </w:pPr>
             <w:r>
               <w:object w:dxaOrig="4333" w:dyaOrig="3564" w14:anchorId="0ED723FB">
-                <v:rect id="rectole0000000004" o:spid="_x0000_i1123" style="width:160pt;height:130.5pt" o:ole="" o:preferrelative="t" stroked="f">
+                <v:rect id="rectole0000000004" o:spid="_x0000_i1027" style="width:160pt;height:130.5pt" o:ole="" o:preferrelative="t" stroked="f">
                   <v:imagedata r:id="rId21" o:title=""/>
                 </v:rect>
-                <o:OLEObject Type="Embed" ProgID="StaticMetafile" ShapeID="rectole0000000004" DrawAspect="Content" ObjectID="_1829150057" r:id="rId22"/>
+                <o:OLEObject Type="Embed" ProgID="StaticMetafile" ShapeID="rectole0000000004" DrawAspect="Content" ObjectID="_1829153227" r:id="rId22"/>
               </w:object>
             </w:r>
           </w:p>
@@ -11025,27 +10914,14 @@
             <w:r>
               <w:t xml:space="preserve"> </w:t>
             </w:r>
-            <w:r>
-              <w:fldChar w:fldCharType="begin"/>
-            </w:r>
-            <w:r>
-              <w:instrText xml:space="preserve"> SEQ Figura \* ARABIC </w:instrText>
-            </w:r>
-            <w:r>
-              <w:fldChar w:fldCharType="separate"/>
-            </w:r>
-            <w:r>
-              <w:rPr>
-                <w:noProof/>
-              </w:rPr>
-              <w:t>8</w:t>
-            </w:r>
-            <w:r>
-              <w:rPr>
-                <w:noProof/>
-              </w:rPr>
-              <w:fldChar w:fldCharType="end"/>
-            </w:r>
+            <w:fldSimple w:instr=" SEQ Figura \* ARABIC ">
+              <w:r>
+                <w:rPr>
+                  <w:noProof/>
+                </w:rPr>
+                <w:t>8</w:t>
+              </w:r>
+            </w:fldSimple>
             <w:r>
               <w:t>:</w:t>
             </w:r>
@@ -11069,10 +10945,10 @@
             </w:pPr>
             <w:r>
               <w:object w:dxaOrig="4271" w:dyaOrig="7855" w14:anchorId="6E8C04E2">
-                <v:rect id="rectole0000000005" o:spid="_x0000_i1124" style="width:119.5pt;height:203.5pt" o:ole="" o:preferrelative="t" stroked="f">
+                <v:rect id="rectole0000000005" o:spid="_x0000_i1028" style="width:119.5pt;height:203.5pt" o:ole="" o:preferrelative="t" stroked="f">
                   <v:imagedata r:id="rId23" o:title=""/>
                 </v:rect>
-                <o:OLEObject Type="Embed" ProgID="StaticMetafile" ShapeID="rectole0000000005" DrawAspect="Content" ObjectID="_1829150058" r:id="rId24"/>
+                <o:OLEObject Type="Embed" ProgID="StaticMetafile" ShapeID="rectole0000000005" DrawAspect="Content" ObjectID="_1829153228" r:id="rId24"/>
               </w:object>
             </w:r>
           </w:p>
@@ -11095,27 +10971,14 @@
             <w:r>
               <w:t xml:space="preserve"> </w:t>
             </w:r>
-            <w:r>
-              <w:fldChar w:fldCharType="begin"/>
-            </w:r>
-            <w:r>
-              <w:instrText xml:space="preserve"> SEQ Figura \* ARABIC </w:instrText>
-            </w:r>
-            <w:r>
-              <w:fldChar w:fldCharType="separate"/>
-            </w:r>
-            <w:r>
-              <w:rPr>
-                <w:noProof/>
-              </w:rPr>
-              <w:t>9</w:t>
-            </w:r>
-            <w:r>
-              <w:rPr>
-                <w:noProof/>
-              </w:rPr>
-              <w:fldChar w:fldCharType="end"/>
-            </w:r>
+            <w:fldSimple w:instr=" SEQ Figura \* ARABIC ">
+              <w:r>
+                <w:rPr>
+                  <w:noProof/>
+                </w:rPr>
+                <w:t>9</w:t>
+              </w:r>
+            </w:fldSimple>
             <w:r>
               <w:t>:</w:t>
             </w:r>
@@ -11717,10 +11580,10 @@
             </w:pPr>
             <w:r>
               <w:object w:dxaOrig="8303" w:dyaOrig="5904" w14:anchorId="7AAFAB1C">
-                <v:rect id="rectole0000000010" o:spid="_x0000_i1125" style="width:279.5pt;height:176.5pt" o:ole="" o:preferrelative="t" stroked="f">
+                <v:rect id="rectole0000000010" o:spid="_x0000_i1029" style="width:279.5pt;height:176.5pt" o:ole="" o:preferrelative="t" stroked="f">
                   <v:imagedata r:id="rId25" o:title=""/>
                 </v:rect>
-                <o:OLEObject Type="Embed" ProgID="StaticMetafile" ShapeID="rectole0000000010" DrawAspect="Content" ObjectID="_1829150059" r:id="rId26"/>
+                <o:OLEObject Type="Embed" ProgID="StaticMetafile" ShapeID="rectole0000000010" DrawAspect="Content" ObjectID="_1829153229" r:id="rId26"/>
               </w:object>
             </w:r>
           </w:p>
@@ -11743,27 +11606,14 @@
             <w:r>
               <w:t xml:space="preserve"> </w:t>
             </w:r>
-            <w:r>
-              <w:fldChar w:fldCharType="begin"/>
-            </w:r>
-            <w:r>
-              <w:instrText xml:space="preserve"> SEQ Figura \* ARABIC </w:instrText>
-            </w:r>
-            <w:r>
-              <w:fldChar w:fldCharType="separate"/>
-            </w:r>
-            <w:r>
-              <w:rPr>
-                <w:noProof/>
-              </w:rPr>
-              <w:t>10</w:t>
-            </w:r>
-            <w:r>
-              <w:rPr>
-                <w:noProof/>
-              </w:rPr>
-              <w:fldChar w:fldCharType="end"/>
-            </w:r>
+            <w:fldSimple w:instr=" SEQ Figura \* ARABIC ">
+              <w:r>
+                <w:rPr>
+                  <w:noProof/>
+                </w:rPr>
+                <w:t>10</w:t>
+              </w:r>
+            </w:fldSimple>
             <w:r>
               <w:t>:</w:t>
             </w:r>
@@ -12393,27 +12243,14 @@
             <w:r>
               <w:t xml:space="preserve"> </w:t>
             </w:r>
-            <w:r>
-              <w:fldChar w:fldCharType="begin"/>
-            </w:r>
-            <w:r>
-              <w:instrText xml:space="preserve"> SEQ Figura \* ARABIC </w:instrText>
-            </w:r>
-            <w:r>
-              <w:fldChar w:fldCharType="separate"/>
-            </w:r>
-            <w:r>
-              <w:rPr>
-                <w:noProof/>
-              </w:rPr>
-              <w:t>11</w:t>
-            </w:r>
-            <w:r>
-              <w:rPr>
-                <w:noProof/>
-              </w:rPr>
-              <w:fldChar w:fldCharType="end"/>
-            </w:r>
+            <w:fldSimple w:instr=" SEQ Figura \* ARABIC ">
+              <w:r>
+                <w:rPr>
+                  <w:noProof/>
+                </w:rPr>
+                <w:t>11</w:t>
+              </w:r>
+            </w:fldSimple>
             <w:r>
               <w:t>:</w:t>
             </w:r>
@@ -12505,27 +12342,14 @@
             <w:r>
               <w:t xml:space="preserve"> </w:t>
             </w:r>
-            <w:r>
-              <w:fldChar w:fldCharType="begin"/>
-            </w:r>
-            <w:r>
-              <w:instrText xml:space="preserve"> SEQ Figura \* ARABIC </w:instrText>
-            </w:r>
-            <w:r>
-              <w:fldChar w:fldCharType="separate"/>
-            </w:r>
-            <w:r>
-              <w:rPr>
-                <w:noProof/>
-              </w:rPr>
-              <w:t>12</w:t>
-            </w:r>
-            <w:r>
-              <w:rPr>
-                <w:noProof/>
-              </w:rPr>
-              <w:fldChar w:fldCharType="end"/>
-            </w:r>
+            <w:fldSimple w:instr=" SEQ Figura \* ARABIC ">
+              <w:r>
+                <w:rPr>
+                  <w:noProof/>
+                </w:rPr>
+                <w:t>12</w:t>
+              </w:r>
+            </w:fldSimple>
             <w:r>
               <w:t>:</w:t>
             </w:r>
@@ -13196,27 +13020,14 @@
             <w:r>
               <w:t xml:space="preserve"> </w:t>
             </w:r>
-            <w:r>
-              <w:fldChar w:fldCharType="begin"/>
-            </w:r>
-            <w:r>
-              <w:instrText xml:space="preserve"> SEQ Figura \* ARABIC </w:instrText>
-            </w:r>
-            <w:r>
-              <w:fldChar w:fldCharType="separate"/>
-            </w:r>
-            <w:r>
-              <w:rPr>
-                <w:noProof/>
-              </w:rPr>
-              <w:t>13</w:t>
-            </w:r>
-            <w:r>
-              <w:rPr>
-                <w:noProof/>
-              </w:rPr>
-              <w:fldChar w:fldCharType="end"/>
-            </w:r>
+            <w:fldSimple w:instr=" SEQ Figura \* ARABIC ">
+              <w:r>
+                <w:rPr>
+                  <w:noProof/>
+                </w:rPr>
+                <w:t>13</w:t>
+              </w:r>
+            </w:fldSimple>
             <w:r>
               <w:t>:</w:t>
             </w:r>
@@ -13949,27 +13760,14 @@
             <w:r>
               <w:t xml:space="preserve"> </w:t>
             </w:r>
-            <w:r>
-              <w:fldChar w:fldCharType="begin"/>
-            </w:r>
-            <w:r>
-              <w:instrText xml:space="preserve"> SEQ Figura \* ARABIC </w:instrText>
-            </w:r>
-            <w:r>
-              <w:fldChar w:fldCharType="separate"/>
-            </w:r>
-            <w:r>
-              <w:rPr>
-                <w:noProof/>
-              </w:rPr>
-              <w:t>14</w:t>
-            </w:r>
-            <w:r>
-              <w:rPr>
-                <w:noProof/>
-              </w:rPr>
-              <w:fldChar w:fldCharType="end"/>
-            </w:r>
+            <w:fldSimple w:instr=" SEQ Figura \* ARABIC ">
+              <w:r>
+                <w:rPr>
+                  <w:noProof/>
+                </w:rPr>
+                <w:t>14</w:t>
+              </w:r>
+            </w:fldSimple>
             <w:r>
               <w:t>:</w:t>
             </w:r>
@@ -14644,27 +14442,14 @@
             <w:r>
               <w:t xml:space="preserve"> </w:t>
             </w:r>
-            <w:r>
-              <w:fldChar w:fldCharType="begin"/>
-            </w:r>
-            <w:r>
-              <w:instrText xml:space="preserve"> SEQ Figura \* ARABIC </w:instrText>
-            </w:r>
-            <w:r>
-              <w:fldChar w:fldCharType="separate"/>
-            </w:r>
-            <w:r>
-              <w:rPr>
-                <w:noProof/>
-              </w:rPr>
-              <w:t>15</w:t>
-            </w:r>
-            <w:r>
-              <w:rPr>
-                <w:noProof/>
-              </w:rPr>
-              <w:fldChar w:fldCharType="end"/>
-            </w:r>
+            <w:fldSimple w:instr=" SEQ Figura \* ARABIC ">
+              <w:r>
+                <w:rPr>
+                  <w:noProof/>
+                </w:rPr>
+                <w:t>15</w:t>
+              </w:r>
+            </w:fldSimple>
             <w:r>
               <w:t>:</w:t>
             </w:r>
@@ -15213,10 +14998,10 @@
             </w:pPr>
             <w:r>
               <w:object w:dxaOrig="8303" w:dyaOrig="3983" w14:anchorId="29CE155C">
-                <v:rect id="rectole0000000008" o:spid="_x0000_i1126" style="width:268pt;height:108.5pt" o:ole="" o:preferrelative="t" stroked="f">
+                <v:rect id="rectole0000000008" o:spid="_x0000_i1030" style="width:268pt;height:108.5pt" o:ole="" o:preferrelative="t" stroked="f">
                   <v:imagedata r:id="rId32" o:title=""/>
                 </v:rect>
-                <o:OLEObject Type="Embed" ProgID="StaticMetafile" ShapeID="rectole0000000008" DrawAspect="Content" ObjectID="_1829150060" r:id="rId33"/>
+                <o:OLEObject Type="Embed" ProgID="StaticMetafile" ShapeID="rectole0000000008" DrawAspect="Content" ObjectID="_1829153230" r:id="rId33"/>
               </w:object>
             </w:r>
           </w:p>
@@ -15239,27 +15024,14 @@
             <w:r>
               <w:t xml:space="preserve"> </w:t>
             </w:r>
-            <w:r>
-              <w:fldChar w:fldCharType="begin"/>
-            </w:r>
-            <w:r>
-              <w:instrText xml:space="preserve"> SEQ Figura \* ARABIC </w:instrText>
-            </w:r>
-            <w:r>
-              <w:fldChar w:fldCharType="separate"/>
-            </w:r>
-            <w:r>
-              <w:rPr>
-                <w:noProof/>
-              </w:rPr>
-              <w:t>16</w:t>
-            </w:r>
-            <w:r>
-              <w:rPr>
-                <w:noProof/>
-              </w:rPr>
-              <w:fldChar w:fldCharType="end"/>
-            </w:r>
+            <w:fldSimple w:instr=" SEQ Figura \* ARABIC ">
+              <w:r>
+                <w:rPr>
+                  <w:noProof/>
+                </w:rPr>
+                <w:t>16</w:t>
+              </w:r>
+            </w:fldSimple>
             <w:r>
               <w:t>:</w:t>
             </w:r>
@@ -15897,27 +15669,14 @@
             <w:r>
               <w:t xml:space="preserve"> </w:t>
             </w:r>
-            <w:r>
-              <w:fldChar w:fldCharType="begin"/>
-            </w:r>
-            <w:r>
-              <w:instrText xml:space="preserve"> SEQ Figura \* ARABIC </w:instrText>
-            </w:r>
-            <w:r>
-              <w:fldChar w:fldCharType="separate"/>
-            </w:r>
-            <w:r>
-              <w:rPr>
-                <w:noProof/>
-              </w:rPr>
-              <w:t>17</w:t>
-            </w:r>
-            <w:r>
-              <w:rPr>
-                <w:noProof/>
-              </w:rPr>
-              <w:fldChar w:fldCharType="end"/>
-            </w:r>
+            <w:fldSimple w:instr=" SEQ Figura \* ARABIC ">
+              <w:r>
+                <w:rPr>
+                  <w:noProof/>
+                </w:rPr>
+                <w:t>17</w:t>
+              </w:r>
+            </w:fldSimple>
             <w:r>
               <w:t>:</w:t>
             </w:r>
@@ -16605,27 +16364,14 @@
             <w:r>
               <w:t xml:space="preserve"> </w:t>
             </w:r>
-            <w:r>
-              <w:fldChar w:fldCharType="begin"/>
-            </w:r>
-            <w:r>
-              <w:instrText xml:space="preserve"> SEQ Figura \* ARABIC </w:instrText>
-            </w:r>
-            <w:r>
-              <w:fldChar w:fldCharType="separate"/>
-            </w:r>
-            <w:r>
-              <w:rPr>
-                <w:noProof/>
-              </w:rPr>
-              <w:t>18</w:t>
-            </w:r>
-            <w:r>
-              <w:rPr>
-                <w:noProof/>
-              </w:rPr>
-              <w:fldChar w:fldCharType="end"/>
-            </w:r>
+            <w:fldSimple w:instr=" SEQ Figura \* ARABIC ">
+              <w:r>
+                <w:rPr>
+                  <w:noProof/>
+                </w:rPr>
+                <w:t>18</w:t>
+              </w:r>
+            </w:fldSimple>
             <w:r>
               <w:t>:</w:t>
             </w:r>
@@ -17217,10 +16963,10 @@
             </w:pPr>
             <w:r>
               <w:object w:dxaOrig="5770" w:dyaOrig="7389" w14:anchorId="3D2963B1">
-                <v:rect id="rectole0000000003" o:spid="_x0000_i1127" style="width:216.5pt;height:179.5pt" o:ole="" o:preferrelative="t" stroked="f">
+                <v:rect id="rectole0000000003" o:spid="_x0000_i1031" style="width:216.5pt;height:179.5pt" o:ole="" o:preferrelative="t" stroked="f">
                   <v:imagedata r:id="rId36" o:title=""/>
                 </v:rect>
-                <o:OLEObject Type="Embed" ProgID="StaticMetafile" ShapeID="rectole0000000003" DrawAspect="Content" ObjectID="_1829150061" r:id="rId37"/>
+                <o:OLEObject Type="Embed" ProgID="StaticMetafile" ShapeID="rectole0000000003" DrawAspect="Content" ObjectID="_1829153231" r:id="rId37"/>
               </w:object>
             </w:r>
           </w:p>
@@ -17243,27 +16989,14 @@
             <w:r>
               <w:t xml:space="preserve"> </w:t>
             </w:r>
-            <w:r>
-              <w:fldChar w:fldCharType="begin"/>
-            </w:r>
-            <w:r>
-              <w:instrText xml:space="preserve"> SEQ Figura \* ARABIC </w:instrText>
-            </w:r>
-            <w:r>
-              <w:fldChar w:fldCharType="separate"/>
-            </w:r>
-            <w:r>
-              <w:rPr>
-                <w:noProof/>
-              </w:rPr>
-              <w:t>19</w:t>
-            </w:r>
-            <w:r>
-              <w:rPr>
-                <w:noProof/>
-              </w:rPr>
-              <w:fldChar w:fldCharType="end"/>
-            </w:r>
+            <w:fldSimple w:instr=" SEQ Figura \* ARABIC ">
+              <w:r>
+                <w:rPr>
+                  <w:noProof/>
+                </w:rPr>
+                <w:t>19</w:t>
+              </w:r>
+            </w:fldSimple>
             <w:r>
               <w:t>:</w:t>
             </w:r>
@@ -17907,27 +17640,14 @@
             <w:r>
               <w:t xml:space="preserve"> </w:t>
             </w:r>
-            <w:r>
-              <w:fldChar w:fldCharType="begin"/>
-            </w:r>
-            <w:r>
-              <w:instrText xml:space="preserve"> SEQ Figura \* ARABIC </w:instrText>
-            </w:r>
-            <w:r>
-              <w:fldChar w:fldCharType="separate"/>
-            </w:r>
-            <w:r>
-              <w:rPr>
-                <w:noProof/>
-              </w:rPr>
-              <w:t>20</w:t>
-            </w:r>
-            <w:r>
-              <w:rPr>
-                <w:noProof/>
-              </w:rPr>
-              <w:fldChar w:fldCharType="end"/>
-            </w:r>
+            <w:fldSimple w:instr=" SEQ Figura \* ARABIC ">
+              <w:r>
+                <w:rPr>
+                  <w:noProof/>
+                </w:rPr>
+                <w:t>20</w:t>
+              </w:r>
+            </w:fldSimple>
             <w:r>
               <w:t>:</w:t>
             </w:r>
@@ -18509,10 +18229,10 @@
             </w:pPr>
             <w:r>
               <w:object w:dxaOrig="5931" w:dyaOrig="4534" w14:anchorId="711DCBD3">
-                <v:rect id="rectole0000000002" o:spid="_x0000_i1128" style="width:240.5pt;height:159.5pt" o:ole="" o:preferrelative="t" stroked="f">
+                <v:rect id="rectole0000000002" o:spid="_x0000_i1032" style="width:240.5pt;height:159.5pt" o:ole="" o:preferrelative="t" stroked="f">
                   <v:imagedata r:id="rId39" o:title=""/>
                 </v:rect>
-                <o:OLEObject Type="Embed" ProgID="StaticMetafile" ShapeID="rectole0000000002" DrawAspect="Content" ObjectID="_1829150062" r:id="rId40"/>
+                <o:OLEObject Type="Embed" ProgID="StaticMetafile" ShapeID="rectole0000000002" DrawAspect="Content" ObjectID="_1829153232" r:id="rId40"/>
               </w:object>
             </w:r>
           </w:p>
@@ -18535,27 +18255,14 @@
             <w:r>
               <w:t xml:space="preserve"> </w:t>
             </w:r>
-            <w:r>
-              <w:fldChar w:fldCharType="begin"/>
-            </w:r>
-            <w:r>
-              <w:instrText xml:space="preserve"> SEQ Figura \* ARABIC </w:instrText>
-            </w:r>
-            <w:r>
-              <w:fldChar w:fldCharType="separate"/>
-            </w:r>
-            <w:r>
-              <w:rPr>
-                <w:noProof/>
-              </w:rPr>
-              <w:t>21</w:t>
-            </w:r>
-            <w:r>
-              <w:rPr>
-                <w:noProof/>
-              </w:rPr>
-              <w:fldChar w:fldCharType="end"/>
-            </w:r>
+            <w:fldSimple w:instr=" SEQ Figura \* ARABIC ">
+              <w:r>
+                <w:rPr>
+                  <w:noProof/>
+                </w:rPr>
+                <w:t>21</w:t>
+              </w:r>
+            </w:fldSimple>
             <w:r>
               <w:t>:</w:t>
             </w:r>
@@ -20676,27 +20383,14 @@
       <w:r>
         <w:t xml:space="preserve"> </w:t>
       </w:r>
-      <w:r>
-        <w:fldChar w:fldCharType="begin"/>
-      </w:r>
-      <w:r>
-        <w:instrText xml:space="preserve"> SEQ Figura \* ARABIC </w:instrText>
-      </w:r>
-      <w:r>
-        <w:fldChar w:fldCharType="separate"/>
-      </w:r>
-      <w:r>
-        <w:rPr>
-          <w:noProof/>
-        </w:rPr>
-        <w:t>22</w:t>
-      </w:r>
-      <w:r>
-        <w:rPr>
-          <w:noProof/>
-        </w:rPr>
-        <w:fldChar w:fldCharType="end"/>
-      </w:r>
+      <w:fldSimple w:instr=" SEQ Figura \* ARABIC ">
+        <w:r>
+          <w:rPr>
+            <w:noProof/>
+          </w:rPr>
+          <w:t>22</w:t>
+        </w:r>
+      </w:fldSimple>
       <w:r>
         <w:t>:</w:t>
       </w:r>
@@ -20884,27 +20578,14 @@
       <w:r>
         <w:t xml:space="preserve"> </w:t>
       </w:r>
-      <w:r>
-        <w:fldChar w:fldCharType="begin"/>
-      </w:r>
-      <w:r>
-        <w:instrText xml:space="preserve"> SEQ Figura \* ARABIC </w:instrText>
-      </w:r>
-      <w:r>
-        <w:fldChar w:fldCharType="separate"/>
-      </w:r>
-      <w:r>
-        <w:rPr>
-          <w:noProof/>
-        </w:rPr>
-        <w:t>24</w:t>
-      </w:r>
-      <w:r>
-        <w:rPr>
-          <w:noProof/>
-        </w:rPr>
-        <w:fldChar w:fldCharType="end"/>
-      </w:r>
+      <w:fldSimple w:instr=" SEQ Figura \* ARABIC ">
+        <w:r>
+          <w:rPr>
+            <w:noProof/>
+          </w:rPr>
+          <w:t>24</w:t>
+        </w:r>
+      </w:fldSimple>
       <w:r>
         <w:t>:</w:t>
       </w:r>
@@ -20980,27 +20661,14 @@
       <w:r>
         <w:t xml:space="preserve"> </w:t>
       </w:r>
-      <w:r>
-        <w:fldChar w:fldCharType="begin"/>
-      </w:r>
-      <w:r>
-        <w:instrText xml:space="preserve"> SEQ Figura \* ARABIC </w:instrText>
-      </w:r>
-      <w:r>
-        <w:fldChar w:fldCharType="separate"/>
-      </w:r>
-      <w:r>
-        <w:rPr>
-          <w:noProof/>
-        </w:rPr>
-        <w:t>25</w:t>
-      </w:r>
-      <w:r>
-        <w:rPr>
-          <w:noProof/>
-        </w:rPr>
-        <w:fldChar w:fldCharType="end"/>
-      </w:r>
+      <w:fldSimple w:instr=" SEQ Figura \* ARABIC ">
+        <w:r>
+          <w:rPr>
+            <w:noProof/>
+          </w:rPr>
+          <w:t>25</w:t>
+        </w:r>
+      </w:fldSimple>
       <w:r>
         <w:t>:</w:t>
       </w:r>
@@ -21076,27 +20744,14 @@
       <w:r>
         <w:t xml:space="preserve"> </w:t>
       </w:r>
-      <w:r>
-        <w:fldChar w:fldCharType="begin"/>
-      </w:r>
-      <w:r>
-        <w:instrText xml:space="preserve"> SEQ Figura \* ARABIC </w:instrText>
-      </w:r>
-      <w:r>
-        <w:fldChar w:fldCharType="separate"/>
-      </w:r>
-      <w:r>
-        <w:rPr>
-          <w:noProof/>
-        </w:rPr>
-        <w:t>26</w:t>
-      </w:r>
-      <w:r>
-        <w:rPr>
-          <w:noProof/>
-        </w:rPr>
-        <w:fldChar w:fldCharType="end"/>
-      </w:r>
+      <w:fldSimple w:instr=" SEQ Figura \* ARABIC ">
+        <w:r>
+          <w:rPr>
+            <w:noProof/>
+          </w:rPr>
+          <w:t>26</w:t>
+        </w:r>
+      </w:fldSimple>
       <w:r>
         <w:t>:</w:t>
       </w:r>
@@ -21173,27 +20828,14 @@
       <w:r>
         <w:t xml:space="preserve"> </w:t>
       </w:r>
-      <w:r>
-        <w:fldChar w:fldCharType="begin"/>
-      </w:r>
-      <w:r>
-        <w:instrText xml:space="preserve"> SEQ Figura \* ARABIC </w:instrText>
-      </w:r>
-      <w:r>
-        <w:fldChar w:fldCharType="separate"/>
-      </w:r>
-      <w:r>
-        <w:rPr>
-          <w:noProof/>
-        </w:rPr>
-        <w:t>27</w:t>
-      </w:r>
-      <w:r>
-        <w:rPr>
-          <w:noProof/>
-        </w:rPr>
-        <w:fldChar w:fldCharType="end"/>
-      </w:r>
+      <w:fldSimple w:instr=" SEQ Figura \* ARABIC ">
+        <w:r>
+          <w:rPr>
+            <w:noProof/>
+          </w:rPr>
+          <w:t>27</w:t>
+        </w:r>
+      </w:fldSimple>
       <w:r>
         <w:t>:</w:t>
       </w:r>
@@ -21272,27 +20914,14 @@
       <w:r>
         <w:t xml:space="preserve"> </w:t>
       </w:r>
-      <w:r>
-        <w:fldChar w:fldCharType="begin"/>
-      </w:r>
-      <w:r>
-        <w:instrText xml:space="preserve"> SEQ Figura \* ARABIC </w:instrText>
-      </w:r>
-      <w:r>
-        <w:fldChar w:fldCharType="separate"/>
-      </w:r>
-      <w:r>
-        <w:rPr>
-          <w:noProof/>
-        </w:rPr>
-        <w:t>28</w:t>
-      </w:r>
-      <w:r>
-        <w:rPr>
-          <w:noProof/>
-        </w:rPr>
-        <w:fldChar w:fldCharType="end"/>
-      </w:r>
+      <w:fldSimple w:instr=" SEQ Figura \* ARABIC ">
+        <w:r>
+          <w:rPr>
+            <w:noProof/>
+          </w:rPr>
+          <w:t>28</w:t>
+        </w:r>
+      </w:fldSimple>
       <w:r>
         <w:t>:</w:t>
       </w:r>
@@ -21368,27 +20997,14 @@
       <w:r>
         <w:t xml:space="preserve"> </w:t>
       </w:r>
-      <w:r>
-        <w:fldChar w:fldCharType="begin"/>
-      </w:r>
-      <w:r>
-        <w:instrText xml:space="preserve"> SEQ Figura \* ARABIC </w:instrText>
-      </w:r>
-      <w:r>
-        <w:fldChar w:fldCharType="separate"/>
-      </w:r>
-      <w:r>
-        <w:rPr>
-          <w:noProof/>
-        </w:rPr>
-        <w:t>29</w:t>
-      </w:r>
-      <w:r>
-        <w:rPr>
-          <w:noProof/>
-        </w:rPr>
-        <w:fldChar w:fldCharType="end"/>
-      </w:r>
+      <w:fldSimple w:instr=" SEQ Figura \* ARABIC ">
+        <w:r>
+          <w:rPr>
+            <w:noProof/>
+          </w:rPr>
+          <w:t>29</w:t>
+        </w:r>
+      </w:fldSimple>
       <w:r>
         <w:t>:</w:t>
       </w:r>
@@ -21468,27 +21084,14 @@
       <w:r>
         <w:t xml:space="preserve"> </w:t>
       </w:r>
-      <w:r>
-        <w:fldChar w:fldCharType="begin"/>
-      </w:r>
-      <w:r>
-        <w:instrText xml:space="preserve"> SEQ Figura \* ARABIC </w:instrText>
-      </w:r>
-      <w:r>
-        <w:fldChar w:fldCharType="separate"/>
-      </w:r>
-      <w:r>
-        <w:rPr>
-          <w:noProof/>
-        </w:rPr>
-        <w:t>30</w:t>
-      </w:r>
-      <w:r>
-        <w:rPr>
-          <w:noProof/>
-        </w:rPr>
-        <w:fldChar w:fldCharType="end"/>
-      </w:r>
+      <w:fldSimple w:instr=" SEQ Figura \* ARABIC ">
+        <w:r>
+          <w:rPr>
+            <w:noProof/>
+          </w:rPr>
+          <w:t>30</w:t>
+        </w:r>
+      </w:fldSimple>
       <w:r>
         <w:t>:</w:t>
       </w:r>
@@ -21567,27 +21170,14 @@
       <w:r>
         <w:t xml:space="preserve"> </w:t>
       </w:r>
-      <w:r>
-        <w:fldChar w:fldCharType="begin"/>
-      </w:r>
-      <w:r>
-        <w:instrText xml:space="preserve"> SEQ Figura \* ARABIC </w:instrText>
-      </w:r>
-      <w:r>
-        <w:fldChar w:fldCharType="separate"/>
-      </w:r>
-      <w:r>
-        <w:rPr>
-          <w:noProof/>
-        </w:rPr>
-        <w:t>31</w:t>
-      </w:r>
-      <w:r>
-        <w:rPr>
-          <w:noProof/>
-        </w:rPr>
-        <w:fldChar w:fldCharType="end"/>
-      </w:r>
+      <w:fldSimple w:instr=" SEQ Figura \* ARABIC ">
+        <w:r>
+          <w:rPr>
+            <w:noProof/>
+          </w:rPr>
+          <w:t>31</w:t>
+        </w:r>
+      </w:fldSimple>
       <w:r>
         <w:t>:</w:t>
       </w:r>
@@ -21666,27 +21256,14 @@
       <w:r>
         <w:t xml:space="preserve"> </w:t>
       </w:r>
-      <w:r>
-        <w:fldChar w:fldCharType="begin"/>
-      </w:r>
-      <w:r>
-        <w:instrText xml:space="preserve"> SEQ Figura \* ARABIC </w:instrText>
-      </w:r>
-      <w:r>
-        <w:fldChar w:fldCharType="separate"/>
-      </w:r>
-      <w:r>
-        <w:rPr>
-          <w:noProof/>
-        </w:rPr>
-        <w:t>32</w:t>
-      </w:r>
-      <w:r>
-        <w:rPr>
-          <w:noProof/>
-        </w:rPr>
-        <w:fldChar w:fldCharType="end"/>
-      </w:r>
+      <w:fldSimple w:instr=" SEQ Figura \* ARABIC ">
+        <w:r>
+          <w:rPr>
+            <w:noProof/>
+          </w:rPr>
+          <w:t>32</w:t>
+        </w:r>
+      </w:fldSimple>
       <w:r>
         <w:t>:</w:t>
       </w:r>
@@ -21763,27 +21340,14 @@
       <w:r>
         <w:t xml:space="preserve"> </w:t>
       </w:r>
-      <w:r>
-        <w:fldChar w:fldCharType="begin"/>
-      </w:r>
-      <w:r>
-        <w:instrText xml:space="preserve"> SEQ Figura \* ARABIC </w:instrText>
-      </w:r>
-      <w:r>
-        <w:fldChar w:fldCharType="separate"/>
-      </w:r>
-      <w:r>
-        <w:rPr>
-          <w:noProof/>
-        </w:rPr>
-        <w:t>33</w:t>
-      </w:r>
-      <w:r>
-        <w:rPr>
-          <w:noProof/>
-        </w:rPr>
-        <w:fldChar w:fldCharType="end"/>
-      </w:r>
+      <w:fldSimple w:instr=" SEQ Figura \* ARABIC ">
+        <w:r>
+          <w:rPr>
+            <w:noProof/>
+          </w:rPr>
+          <w:t>33</w:t>
+        </w:r>
+      </w:fldSimple>
       <w:r>
         <w:t>:</w:t>
       </w:r>
@@ -21862,27 +21426,14 @@
       <w:r>
         <w:t xml:space="preserve"> </w:t>
       </w:r>
-      <w:r>
-        <w:fldChar w:fldCharType="begin"/>
-      </w:r>
-      <w:r>
-        <w:instrText xml:space="preserve"> SEQ Figura \* ARABIC </w:instrText>
-      </w:r>
-      <w:r>
-        <w:fldChar w:fldCharType="separate"/>
-      </w:r>
-      <w:r>
-        <w:rPr>
-          <w:noProof/>
-        </w:rPr>
-        <w:t>34</w:t>
-      </w:r>
-      <w:r>
-        <w:rPr>
-          <w:noProof/>
-        </w:rPr>
-        <w:fldChar w:fldCharType="end"/>
-      </w:r>
+      <w:fldSimple w:instr=" SEQ Figura \* ARABIC ">
+        <w:r>
+          <w:rPr>
+            <w:noProof/>
+          </w:rPr>
+          <w:t>34</w:t>
+        </w:r>
+      </w:fldSimple>
       <w:r>
         <w:t>:</w:t>
       </w:r>
@@ -21962,27 +21513,14 @@
       <w:r>
         <w:t xml:space="preserve"> </w:t>
       </w:r>
-      <w:r>
-        <w:fldChar w:fldCharType="begin"/>
-      </w:r>
-      <w:r>
-        <w:instrText xml:space="preserve"> SEQ Figura \* ARABIC </w:instrText>
-      </w:r>
-      <w:r>
-        <w:fldChar w:fldCharType="separate"/>
-      </w:r>
-      <w:r>
-        <w:rPr>
-          <w:noProof/>
-        </w:rPr>
-        <w:t>35</w:t>
-      </w:r>
-      <w:r>
-        <w:rPr>
-          <w:noProof/>
-        </w:rPr>
-        <w:fldChar w:fldCharType="end"/>
-      </w:r>
+      <w:fldSimple w:instr=" SEQ Figura \* ARABIC ">
+        <w:r>
+          <w:rPr>
+            <w:noProof/>
+          </w:rPr>
+          <w:t>35</w:t>
+        </w:r>
+      </w:fldSimple>
       <w:r>
         <w:t>:</w:t>
       </w:r>
@@ -22062,27 +21600,14 @@
       <w:r>
         <w:t xml:space="preserve"> </w:t>
       </w:r>
-      <w:r>
-        <w:fldChar w:fldCharType="begin"/>
-      </w:r>
-      <w:r>
-        <w:instrText xml:space="preserve"> SEQ Figura \* ARABIC </w:instrText>
-      </w:r>
-      <w:r>
-        <w:fldChar w:fldCharType="separate"/>
-      </w:r>
-      <w:r>
-        <w:rPr>
-          <w:noProof/>
-        </w:rPr>
-        <w:t>36</w:t>
-      </w:r>
-      <w:r>
-        <w:rPr>
-          <w:noProof/>
-        </w:rPr>
-        <w:fldChar w:fldCharType="end"/>
-      </w:r>
+      <w:fldSimple w:instr=" SEQ Figura \* ARABIC ">
+        <w:r>
+          <w:rPr>
+            <w:noProof/>
+          </w:rPr>
+          <w:t>36</w:t>
+        </w:r>
+      </w:fldSimple>
       <w:r>
         <w:t>:</w:t>
       </w:r>
@@ -22161,27 +21686,14 @@
       <w:r>
         <w:t xml:space="preserve"> </w:t>
       </w:r>
-      <w:r>
-        <w:fldChar w:fldCharType="begin"/>
-      </w:r>
-      <w:r>
-        <w:instrText xml:space="preserve"> SEQ Figura \* ARABIC </w:instrText>
-      </w:r>
-      <w:r>
-        <w:fldChar w:fldCharType="separate"/>
-      </w:r>
-      <w:r>
-        <w:rPr>
-          <w:noProof/>
-        </w:rPr>
-        <w:t>37</w:t>
-      </w:r>
-      <w:r>
-        <w:rPr>
-          <w:noProof/>
-        </w:rPr>
-        <w:fldChar w:fldCharType="end"/>
-      </w:r>
+      <w:fldSimple w:instr=" SEQ Figura \* ARABIC ">
+        <w:r>
+          <w:rPr>
+            <w:noProof/>
+          </w:rPr>
+          <w:t>37</w:t>
+        </w:r>
+      </w:fldSimple>
       <w:r>
         <w:t>:</w:t>
       </w:r>
@@ -22258,27 +21770,14 @@
       <w:r>
         <w:t xml:space="preserve"> </w:t>
       </w:r>
-      <w:r>
-        <w:fldChar w:fldCharType="begin"/>
-      </w:r>
-      <w:r>
-        <w:instrText xml:space="preserve"> SEQ Figura \* ARABIC </w:instrText>
-      </w:r>
-      <w:r>
-        <w:fldChar w:fldCharType="separate"/>
-      </w:r>
-      <w:r>
-        <w:rPr>
-          <w:noProof/>
-        </w:rPr>
-        <w:t>38</w:t>
-      </w:r>
-      <w:r>
-        <w:rPr>
-          <w:noProof/>
-        </w:rPr>
-        <w:fldChar w:fldCharType="end"/>
-      </w:r>
+      <w:fldSimple w:instr=" SEQ Figura \* ARABIC ">
+        <w:r>
+          <w:rPr>
+            <w:noProof/>
+          </w:rPr>
+          <w:t>38</w:t>
+        </w:r>
+      </w:fldSimple>
       <w:r>
         <w:t>:</w:t>
       </w:r>
@@ -22357,27 +21856,14 @@
       <w:r>
         <w:t xml:space="preserve"> </w:t>
       </w:r>
-      <w:r>
-        <w:fldChar w:fldCharType="begin"/>
-      </w:r>
-      <w:r>
-        <w:instrText xml:space="preserve"> SEQ Figura \* ARABIC </w:instrText>
-      </w:r>
-      <w:r>
-        <w:fldChar w:fldCharType="separate"/>
-      </w:r>
-      <w:r>
-        <w:rPr>
-          <w:noProof/>
-        </w:rPr>
-        <w:t>39</w:t>
-      </w:r>
-      <w:r>
-        <w:rPr>
-          <w:noProof/>
-        </w:rPr>
-        <w:fldChar w:fldCharType="end"/>
-      </w:r>
+      <w:fldSimple w:instr=" SEQ Figura \* ARABIC ">
+        <w:r>
+          <w:rPr>
+            <w:noProof/>
+          </w:rPr>
+          <w:t>39</w:t>
+        </w:r>
+      </w:fldSimple>
       <w:r>
         <w:t>:</w:t>
       </w:r>
@@ -22456,27 +21942,14 @@
       <w:r>
         <w:t xml:space="preserve"> </w:t>
       </w:r>
-      <w:r>
-        <w:fldChar w:fldCharType="begin"/>
-      </w:r>
-      <w:r>
-        <w:instrText xml:space="preserve"> SEQ Figura \* ARABIC </w:instrText>
-      </w:r>
-      <w:r>
-        <w:fldChar w:fldCharType="separate"/>
-      </w:r>
-      <w:r>
-        <w:rPr>
-          <w:noProof/>
-        </w:rPr>
-        <w:t>40</w:t>
-      </w:r>
-      <w:r>
-        <w:rPr>
-          <w:noProof/>
-        </w:rPr>
-        <w:fldChar w:fldCharType="end"/>
-      </w:r>
+      <w:fldSimple w:instr=" SEQ Figura \* ARABIC ">
+        <w:r>
+          <w:rPr>
+            <w:noProof/>
+          </w:rPr>
+          <w:t>40</w:t>
+        </w:r>
+      </w:fldSimple>
       <w:r>
         <w:t>:</w:t>
       </w:r>
@@ -22556,27 +22029,14 @@
       <w:r>
         <w:t xml:space="preserve"> </w:t>
       </w:r>
-      <w:r>
-        <w:fldChar w:fldCharType="begin"/>
-      </w:r>
-      <w:r>
-        <w:instrText xml:space="preserve"> SEQ Figura \* ARABIC </w:instrText>
-      </w:r>
-      <w:r>
-        <w:fldChar w:fldCharType="separate"/>
-      </w:r>
-      <w:r>
-        <w:rPr>
-          <w:noProof/>
-        </w:rPr>
-        <w:t>41</w:t>
-      </w:r>
-      <w:r>
-        <w:rPr>
-          <w:noProof/>
-        </w:rPr>
-        <w:fldChar w:fldCharType="end"/>
-      </w:r>
+      <w:fldSimple w:instr=" SEQ Figura \* ARABIC ">
+        <w:r>
+          <w:rPr>
+            <w:noProof/>
+          </w:rPr>
+          <w:t>41</w:t>
+        </w:r>
+      </w:fldSimple>
       <w:r>
         <w:t>:</w:t>
       </w:r>
@@ -22651,13 +22111,7 @@
         <w:rPr>
           <w:rFonts w:ascii="Calibri" w:hAnsi="Calibri" w:cs="Calibri"/>
         </w:rPr>
-        <w:t xml:space="preserve">Perspetivas do </w:t>
-      </w:r>
-      <w:r>
-        <w:rPr>
-          <w:rFonts w:ascii="Calibri" w:hAnsi="Calibri" w:cs="Calibri"/>
-        </w:rPr>
-        <w:t>produto (</w:t>
+        <w:t>Perspetivas do produto (</w:t>
       </w:r>
       <w:proofErr w:type="spellStart"/>
       <w:r>
@@ -22919,24 +22373,14 @@
       <w:r>
         <w:t xml:space="preserve">Figura </w:t>
       </w:r>
-      <w:r>
-        <w:fldChar w:fldCharType="begin"/>
-      </w:r>
-      <w:r>
-        <w:instrText xml:space="preserve"> SEQ Figura \* ARABIC </w:instrText>
-      </w:r>
-      <w:r>
-        <w:fldChar w:fldCharType="separate"/>
-      </w:r>
-      <w:r>
-        <w:rPr>
-          <w:noProof/>
-        </w:rPr>
-        <w:t>42</w:t>
-      </w:r>
-      <w:r>
-        <w:fldChar w:fldCharType="end"/>
-      </w:r>
+      <w:fldSimple w:instr=" SEQ Figura \* ARABIC ">
+        <w:r>
+          <w:rPr>
+            <w:noProof/>
+          </w:rPr>
+          <w:t>42</w:t>
+        </w:r>
+      </w:fldSimple>
       <w:r>
         <w:t xml:space="preserve">: </w:t>
       </w:r>
@@ -22958,7 +22402,7 @@
           <w:noProof/>
         </w:rPr>
         <w:drawing>
-          <wp:inline distT="0" distB="0" distL="0" distR="0" wp14:anchorId="76F42942" wp14:editId="46412EA0">
+          <wp:inline distT="0" distB="0" distL="0" distR="0" wp14:anchorId="76F42942" wp14:editId="4571E3B3">
             <wp:extent cx="5212080" cy="2194173"/>
             <wp:effectExtent l="0" t="0" r="7620" b="0"/>
             <wp:docPr id="230030442" name="Imagem 3" descr="Gráfico de respostas do Forms. Título da pergunta: Qual a sua faixa etária?. Número de respostas: 32 respostas."/>
@@ -23019,24 +22463,14 @@
       <w:r>
         <w:t xml:space="preserve">Figura </w:t>
       </w:r>
-      <w:r>
-        <w:fldChar w:fldCharType="begin"/>
-      </w:r>
-      <w:r>
-        <w:instrText xml:space="preserve"> SEQ Figura \* ARABIC </w:instrText>
-      </w:r>
-      <w:r>
-        <w:fldChar w:fldCharType="separate"/>
-      </w:r>
-      <w:r>
-        <w:rPr>
-          <w:noProof/>
-        </w:rPr>
-        <w:t>43</w:t>
-      </w:r>
-      <w:r>
-        <w:fldChar w:fldCharType="end"/>
-      </w:r>
+      <w:fldSimple w:instr=" SEQ Figura \* ARABIC ">
+        <w:r>
+          <w:rPr>
+            <w:noProof/>
+          </w:rPr>
+          <w:t>43</w:t>
+        </w:r>
+      </w:fldSimple>
       <w:r>
         <w:t xml:space="preserve">: </w:t>
       </w:r>
@@ -23119,24 +22553,14 @@
       <w:r>
         <w:t xml:space="preserve">Figura </w:t>
       </w:r>
-      <w:r>
-        <w:fldChar w:fldCharType="begin"/>
-      </w:r>
-      <w:r>
-        <w:instrText xml:space="preserve"> SEQ Figura \* ARABIC </w:instrText>
-      </w:r>
-      <w:r>
-        <w:fldChar w:fldCharType="separate"/>
-      </w:r>
-      <w:r>
-        <w:rPr>
-          <w:noProof/>
-        </w:rPr>
-        <w:t>44</w:t>
-      </w:r>
-      <w:r>
-        <w:fldChar w:fldCharType="end"/>
-      </w:r>
+      <w:fldSimple w:instr=" SEQ Figura \* ARABIC ">
+        <w:r>
+          <w:rPr>
+            <w:noProof/>
+          </w:rPr>
+          <w:t>44</w:t>
+        </w:r>
+      </w:fldSimple>
       <w:r>
         <w:t xml:space="preserve">: </w:t>
       </w:r>
@@ -23217,24 +22641,14 @@
       <w:r>
         <w:t xml:space="preserve">Figura </w:t>
       </w:r>
-      <w:r>
-        <w:fldChar w:fldCharType="begin"/>
-      </w:r>
-      <w:r>
-        <w:instrText xml:space="preserve"> SEQ Figura \* ARABIC </w:instrText>
-      </w:r>
-      <w:r>
-        <w:fldChar w:fldCharType="separate"/>
-      </w:r>
-      <w:r>
-        <w:rPr>
-          <w:noProof/>
-        </w:rPr>
-        <w:t>45</w:t>
-      </w:r>
-      <w:r>
-        <w:fldChar w:fldCharType="end"/>
-      </w:r>
+      <w:fldSimple w:instr=" SEQ Figura \* ARABIC ">
+        <w:r>
+          <w:rPr>
+            <w:noProof/>
+          </w:rPr>
+          <w:t>45</w:t>
+        </w:r>
+      </w:fldSimple>
       <w:r>
         <w:t xml:space="preserve">: </w:t>
       </w:r>
@@ -23314,24 +22728,14 @@
       <w:r>
         <w:t xml:space="preserve">Figura </w:t>
       </w:r>
-      <w:r>
-        <w:fldChar w:fldCharType="begin"/>
-      </w:r>
-      <w:r>
-        <w:instrText xml:space="preserve"> SEQ Figura \* ARABIC </w:instrText>
-      </w:r>
-      <w:r>
-        <w:fldChar w:fldCharType="separate"/>
-      </w:r>
-      <w:r>
-        <w:rPr>
-          <w:noProof/>
-        </w:rPr>
-        <w:t>46</w:t>
-      </w:r>
-      <w:r>
-        <w:fldChar w:fldCharType="end"/>
-      </w:r>
+      <w:fldSimple w:instr=" SEQ Figura \* ARABIC ">
+        <w:r>
+          <w:rPr>
+            <w:noProof/>
+          </w:rPr>
+          <w:t>46</w:t>
+        </w:r>
+      </w:fldSimple>
       <w:r>
         <w:t xml:space="preserve">: </w:t>
       </w:r>
@@ -23417,24 +22821,14 @@
       <w:r>
         <w:t xml:space="preserve">Figura </w:t>
       </w:r>
-      <w:r>
-        <w:fldChar w:fldCharType="begin"/>
-      </w:r>
-      <w:r>
-        <w:instrText xml:space="preserve"> SEQ Figura \* ARABIC </w:instrText>
-      </w:r>
-      <w:r>
-        <w:fldChar w:fldCharType="separate"/>
-      </w:r>
-      <w:r>
-        <w:rPr>
-          <w:noProof/>
-        </w:rPr>
-        <w:t>47</w:t>
-      </w:r>
-      <w:r>
-        <w:fldChar w:fldCharType="end"/>
-      </w:r>
+      <w:fldSimple w:instr=" SEQ Figura \* ARABIC ">
+        <w:r>
+          <w:rPr>
+            <w:noProof/>
+          </w:rPr>
+          <w:t>47</w:t>
+        </w:r>
+      </w:fldSimple>
       <w:r>
         <w:t xml:space="preserve">: </w:t>
       </w:r>
@@ -23569,24 +22963,14 @@
       <w:r>
         <w:t xml:space="preserve">Figura </w:t>
       </w:r>
-      <w:r>
-        <w:fldChar w:fldCharType="begin"/>
-      </w:r>
-      <w:r>
-        <w:instrText xml:space="preserve"> SEQ Figura \* ARABIC </w:instrText>
-      </w:r>
-      <w:r>
-        <w:fldChar w:fldCharType="separate"/>
-      </w:r>
-      <w:r>
-        <w:rPr>
-          <w:noProof/>
-        </w:rPr>
-        <w:t>48</w:t>
-      </w:r>
-      <w:r>
-        <w:fldChar w:fldCharType="end"/>
-      </w:r>
+      <w:fldSimple w:instr=" SEQ Figura \* ARABIC ">
+        <w:r>
+          <w:rPr>
+            <w:noProof/>
+          </w:rPr>
+          <w:t>48</w:t>
+        </w:r>
+      </w:fldSimple>
       <w:r>
         <w:t xml:space="preserve">: </w:t>
       </w:r>
@@ -23722,24 +23106,14 @@
       <w:r>
         <w:t xml:space="preserve">Figura </w:t>
       </w:r>
-      <w:r>
-        <w:fldChar w:fldCharType="begin"/>
-      </w:r>
-      <w:r>
-        <w:instrText xml:space="preserve"> SEQ Figura \* ARABIC </w:instrText>
-      </w:r>
-      <w:r>
-        <w:fldChar w:fldCharType="separate"/>
-      </w:r>
-      <w:r>
-        <w:rPr>
-          <w:noProof/>
-        </w:rPr>
-        <w:t>49</w:t>
-      </w:r>
-      <w:r>
-        <w:fldChar w:fldCharType="end"/>
-      </w:r>
+      <w:fldSimple w:instr=" SEQ Figura \* ARABIC ">
+        <w:r>
+          <w:rPr>
+            <w:noProof/>
+          </w:rPr>
+          <w:t>49</w:t>
+        </w:r>
+      </w:fldSimple>
       <w:r>
         <w:t xml:space="preserve">: </w:t>
       </w:r>
@@ -23873,24 +23247,14 @@
       <w:r>
         <w:t xml:space="preserve">Figura </w:t>
       </w:r>
-      <w:r>
-        <w:fldChar w:fldCharType="begin"/>
-      </w:r>
-      <w:r>
-        <w:instrText xml:space="preserve"> SEQ Figura \* ARABIC </w:instrText>
-      </w:r>
-      <w:r>
-        <w:fldChar w:fldCharType="separate"/>
-      </w:r>
-      <w:r>
-        <w:rPr>
-          <w:noProof/>
-        </w:rPr>
-        <w:t>50</w:t>
-      </w:r>
-      <w:r>
-        <w:fldChar w:fldCharType="end"/>
-      </w:r>
+      <w:fldSimple w:instr=" SEQ Figura \* ARABIC ">
+        <w:r>
+          <w:rPr>
+            <w:noProof/>
+          </w:rPr>
+          <w:t>50</w:t>
+        </w:r>
+      </w:fldSimple>
       <w:r>
         <w:t xml:space="preserve">: </w:t>
       </w:r>
@@ -24032,24 +23396,14 @@
       <w:r>
         <w:t xml:space="preserve">Figura </w:t>
       </w:r>
-      <w:r>
-        <w:fldChar w:fldCharType="begin"/>
-      </w:r>
-      <w:r>
-        <w:instrText xml:space="preserve"> SEQ Figura \* ARABIC </w:instrText>
-      </w:r>
-      <w:r>
-        <w:fldChar w:fldCharType="separate"/>
-      </w:r>
-      <w:r>
-        <w:rPr>
-          <w:noProof/>
-        </w:rPr>
-        <w:t>51</w:t>
-      </w:r>
-      <w:r>
-        <w:fldChar w:fldCharType="end"/>
-      </w:r>
+      <w:fldSimple w:instr=" SEQ Figura \* ARABIC ">
+        <w:r>
+          <w:rPr>
+            <w:noProof/>
+          </w:rPr>
+          <w:t>51</w:t>
+        </w:r>
+      </w:fldSimple>
       <w:r>
         <w:t xml:space="preserve">: </w:t>
       </w:r>
@@ -24183,24 +23537,14 @@
       <w:r>
         <w:t xml:space="preserve">Figura </w:t>
       </w:r>
-      <w:r>
-        <w:fldChar w:fldCharType="begin"/>
-      </w:r>
-      <w:r>
-        <w:instrText xml:space="preserve"> SEQ Figura \* ARABIC </w:instrText>
-      </w:r>
-      <w:r>
-        <w:fldChar w:fldCharType="separate"/>
-      </w:r>
-      <w:r>
-        <w:rPr>
-          <w:noProof/>
-        </w:rPr>
-        <w:t>52</w:t>
-      </w:r>
-      <w:r>
-        <w:fldChar w:fldCharType="end"/>
-      </w:r>
+      <w:fldSimple w:instr=" SEQ Figura \* ARABIC ">
+        <w:r>
+          <w:rPr>
+            <w:noProof/>
+          </w:rPr>
+          <w:t>52</w:t>
+        </w:r>
+      </w:fldSimple>
       <w:r>
         <w:t xml:space="preserve">: </w:t>
       </w:r>
@@ -24342,24 +23686,14 @@
       <w:r>
         <w:t xml:space="preserve">Figura </w:t>
       </w:r>
-      <w:r>
-        <w:fldChar w:fldCharType="begin"/>
-      </w:r>
-      <w:r>
-        <w:instrText xml:space="preserve"> SEQ Figura \* ARABIC </w:instrText>
-      </w:r>
-      <w:r>
-        <w:fldChar w:fldCharType="separate"/>
-      </w:r>
-      <w:r>
-        <w:rPr>
-          <w:noProof/>
-        </w:rPr>
-        <w:t>53</w:t>
-      </w:r>
-      <w:r>
-        <w:fldChar w:fldCharType="end"/>
-      </w:r>
+      <w:fldSimple w:instr=" SEQ Figura \* ARABIC ">
+        <w:r>
+          <w:rPr>
+            <w:noProof/>
+          </w:rPr>
+          <w:t>53</w:t>
+        </w:r>
+      </w:fldSimple>
       <w:r>
         <w:t xml:space="preserve">: </w:t>
       </w:r>
@@ -24493,24 +23827,14 @@
       <w:r>
         <w:t xml:space="preserve">Figura </w:t>
       </w:r>
-      <w:r>
-        <w:fldChar w:fldCharType="begin"/>
-      </w:r>
-      <w:r>
-        <w:instrText xml:space="preserve"> SEQ Figura \* ARABIC </w:instrText>
-      </w:r>
-      <w:r>
-        <w:fldChar w:fldCharType="separate"/>
-      </w:r>
-      <w:r>
-        <w:rPr>
-          <w:noProof/>
-        </w:rPr>
-        <w:t>54</w:t>
-      </w:r>
-      <w:r>
-        <w:fldChar w:fldCharType="end"/>
-      </w:r>
+      <w:fldSimple w:instr=" SEQ Figura \* ARABIC ">
+        <w:r>
+          <w:rPr>
+            <w:noProof/>
+          </w:rPr>
+          <w:t>54</w:t>
+        </w:r>
+      </w:fldSimple>
       <w:r>
         <w:t xml:space="preserve">: </w:t>
       </w:r>
@@ -24676,24 +24000,14 @@
       <w:r>
         <w:t xml:space="preserve">Figura </w:t>
       </w:r>
-      <w:r>
-        <w:fldChar w:fldCharType="begin"/>
-      </w:r>
-      <w:r>
-        <w:instrText xml:space="preserve"> SEQ Figura \* ARABIC </w:instrText>
-      </w:r>
-      <w:r>
-        <w:fldChar w:fldCharType="separate"/>
-      </w:r>
-      <w:r>
-        <w:rPr>
-          <w:noProof/>
-        </w:rPr>
-        <w:t>55</w:t>
-      </w:r>
-      <w:r>
-        <w:fldChar w:fldCharType="end"/>
-      </w:r>
+      <w:fldSimple w:instr=" SEQ Figura \* ARABIC ">
+        <w:r>
+          <w:rPr>
+            <w:noProof/>
+          </w:rPr>
+          <w:t>55</w:t>
+        </w:r>
+      </w:fldSimple>
       <w:r>
         <w:t xml:space="preserve">: </w:t>
       </w:r>
@@ -24807,24 +24121,14 @@
       <w:r>
         <w:t xml:space="preserve">Figura </w:t>
       </w:r>
-      <w:r>
-        <w:fldChar w:fldCharType="begin"/>
-      </w:r>
-      <w:r>
-        <w:instrText xml:space="preserve"> SEQ Figura \* ARABIC </w:instrText>
-      </w:r>
-      <w:r>
-        <w:fldChar w:fldCharType="separate"/>
-      </w:r>
-      <w:r>
-        <w:rPr>
-          <w:noProof/>
-        </w:rPr>
-        <w:t>56</w:t>
-      </w:r>
-      <w:r>
-        <w:fldChar w:fldCharType="end"/>
-      </w:r>
+      <w:fldSimple w:instr=" SEQ Figura \* ARABIC ">
+        <w:r>
+          <w:rPr>
+            <w:noProof/>
+          </w:rPr>
+          <w:t>56</w:t>
+        </w:r>
+      </w:fldSimple>
       <w:r>
         <w:t xml:space="preserve">: </w:t>
       </w:r>
@@ -25052,24 +24356,14 @@
       <w:r>
         <w:t xml:space="preserve">Figura </w:t>
       </w:r>
-      <w:r>
-        <w:fldChar w:fldCharType="begin"/>
-      </w:r>
-      <w:r>
-        <w:instrText xml:space="preserve"> SEQ Figura \* ARABIC </w:instrText>
-      </w:r>
-      <w:r>
-        <w:fldChar w:fldCharType="separate"/>
-      </w:r>
-      <w:r>
-        <w:rPr>
-          <w:noProof/>
-        </w:rPr>
-        <w:t>57</w:t>
-      </w:r>
-      <w:r>
-        <w:fldChar w:fldCharType="end"/>
-      </w:r>
+      <w:fldSimple w:instr=" SEQ Figura \* ARABIC ">
+        <w:r>
+          <w:rPr>
+            <w:noProof/>
+          </w:rPr>
+          <w:t>57</w:t>
+        </w:r>
+      </w:fldSimple>
       <w:r>
         <w:t xml:space="preserve">: </w:t>
       </w:r>
@@ -25319,19 +24613,7 @@
         <w:rPr>
           <w:lang w:eastAsia="pt-PT"/>
         </w:rPr>
-        <w:t>, organiza-se com a apresentação do produto no lado esquerdo do ecrã</w:t>
-      </w:r>
-      <w:r>
-        <w:rPr>
-          <w:lang w:eastAsia="pt-PT"/>
-        </w:rPr>
-        <w:t>,</w:t>
-      </w:r>
-      <w:r>
-        <w:rPr>
-          <w:lang w:eastAsia="pt-PT"/>
-        </w:rPr>
-        <w:t xml:space="preserve"> onde se encontra a interface </w:t>
+        <w:t xml:space="preserve">, organiza-se com a apresentação do produto no lado esquerdo do ecrã, onde se encontra a interface </w:t>
       </w:r>
       <w:r>
         <w:rPr>
@@ -25345,19 +24627,7 @@
         <w:rPr>
           <w:lang w:eastAsia="pt-PT"/>
         </w:rPr>
-        <w:t>,</w:t>
-      </w:r>
-      <w:r>
-        <w:rPr>
-          <w:lang w:eastAsia="pt-PT"/>
-        </w:rPr>
-        <w:t xml:space="preserve"> enquanto as opções de interação são disponibilizadas no lado direito</w:t>
-      </w:r>
-      <w:r>
-        <w:rPr>
-          <w:lang w:eastAsia="pt-PT"/>
-        </w:rPr>
-        <w:t xml:space="preserve"> e no próprio </w:t>
+        <w:t xml:space="preserve">, enquanto as opções de interação são disponibilizadas no lado direito e no próprio </w:t>
       </w:r>
       <w:proofErr w:type="spellStart"/>
       <w:r>
@@ -25373,13 +24643,7 @@
         <w:rPr>
           <w:lang w:eastAsia="pt-PT"/>
         </w:rPr>
-        <w:t xml:space="preserve"> onde está apresentado o produto</w:t>
-      </w:r>
-      <w:r>
-        <w:rPr>
-          <w:lang w:eastAsia="pt-PT"/>
-        </w:rPr>
-        <w:t>.</w:t>
+        <w:t xml:space="preserve"> onde está apresentado o produto.</w:t>
       </w:r>
     </w:p>
     <w:p>
@@ -25423,13 +24687,7 @@
         <w:rPr>
           <w:lang w:eastAsia="pt-PT"/>
         </w:rPr>
-        <w:t xml:space="preserve">Também existe uma ventoinha que contem uma animação de </w:t>
-      </w:r>
-      <w:r>
-        <w:rPr>
-          <w:lang w:eastAsia="pt-PT"/>
-        </w:rPr>
-        <w:t>ela mesma ligada e ao mesmo tempo uma física que faz fitas que estão presas se mexerem.</w:t>
+        <w:t>Existe igualmente uma ventoinha com uma animação que representa o seu funcionamento, enquanto uma simulação física faz com que as fitas presas se movam de forma realista.</w:t>
       </w:r>
     </w:p>
     <w:p>
@@ -29187,6 +28445,7 @@
   <w:style w:type="character" w:default="1" w:styleId="Tipodeletrapredefinidodopargrafo">
     <w:name w:val="Default Paragraph Font"/>
     <w:uiPriority w:val="1"/>
+    <w:semiHidden/>
     <w:unhideWhenUsed/>
   </w:style>
   <w:style w:type="table" w:default="1" w:styleId="Tabelanormal">
@@ -29933,21 +29192,6 @@
 </file>
 
 <file path=customXml/item1.xml><?xml version="1.0" encoding="utf-8"?>
-<p:properties xmlns:p="http://schemas.microsoft.com/office/2006/metadata/properties" xmlns:xsi="http://www.w3.org/2001/XMLSchema-instance" xmlns:pc="http://schemas.microsoft.com/office/infopath/2007/PartnerControls">
-  <documentManagement>
-    <lcf76f155ced4ddcb4097134ff3c332f xmlns="f7cd2919-dc0f-4128-8acc-c71048791a43">
-      <Terms xmlns="http://schemas.microsoft.com/office/infopath/2007/PartnerControls"/>
-    </lcf76f155ced4ddcb4097134ff3c332f>
-    <TaxCatchAll xmlns="b6d4baf7-a353-4190-9256-a508af4fcbee" xsi:nil="true"/>
-  </documentManagement>
-</p:properties>
-</file>
-
-<file path=customXml/item2.xml><?xml version="1.0" encoding="utf-8"?>
-<b:Sources xmlns:b="http://schemas.openxmlformats.org/officeDocument/2006/bibliography" xmlns="http://schemas.openxmlformats.org/officeDocument/2006/bibliography" SelectedStyle="\APASixthEditionOfficeOnline.xsl" StyleName="APA" Version="6"/>
-</file>
-
-<file path=customXml/item3.xml><?xml version="1.0" encoding="utf-8"?>
 <ct:contentTypeSchema xmlns:ct="http://schemas.microsoft.com/office/2006/metadata/contentType" xmlns:ma="http://schemas.microsoft.com/office/2006/metadata/properties/metaAttributes" ct:_="" ma:_="" ma:contentTypeName="Documento" ma:contentTypeID="0x0101004980103E4C05F24E9033AFC3EE1A5BEF" ma:contentTypeVersion="14" ma:contentTypeDescription="Criar um novo documento." ma:contentTypeScope="" ma:versionID="80d931d72dfebd5669a9601d5f826c43">
   <xsd:schema xmlns:xsd="http://www.w3.org/2001/XMLSchema" xmlns:xs="http://www.w3.org/2001/XMLSchema" xmlns:p="http://schemas.microsoft.com/office/2006/metadata/properties" xmlns:ns2="f7cd2919-dc0f-4128-8acc-c71048791a43" xmlns:ns3="b6d4baf7-a353-4190-9256-a508af4fcbee" targetNamespace="http://schemas.microsoft.com/office/2006/metadata/properties" ma:root="true" ma:fieldsID="49b329aa788934851795a4495018adce" ns2:_="" ns3:_="">
     <xsd:import namespace="f7cd2919-dc0f-4128-8acc-c71048791a43"/>
@@ -30148,7 +29392,18 @@
 </ct:contentTypeSchema>
 </file>
 
-<file path=customXml/item4.xml><?xml version="1.0" encoding="utf-8"?>
+<file path=customXml/item2.xml><?xml version="1.0" encoding="utf-8"?>
+<p:properties xmlns:p="http://schemas.microsoft.com/office/2006/metadata/properties" xmlns:xsi="http://www.w3.org/2001/XMLSchema-instance" xmlns:pc="http://schemas.microsoft.com/office/infopath/2007/PartnerControls">
+  <documentManagement>
+    <lcf76f155ced4ddcb4097134ff3c332f xmlns="f7cd2919-dc0f-4128-8acc-c71048791a43">
+      <Terms xmlns="http://schemas.microsoft.com/office/infopath/2007/PartnerControls"/>
+    </lcf76f155ced4ddcb4097134ff3c332f>
+    <TaxCatchAll xmlns="b6d4baf7-a353-4190-9256-a508af4fcbee" xsi:nil="true"/>
+  </documentManagement>
+</p:properties>
+</file>
+
+<file path=customXml/item3.xml><?xml version="1.0" encoding="utf-8"?>
 <?mso-contentType ?>
 <FormTemplates xmlns="http://schemas.microsoft.com/sharepoint/v3/contenttype/forms">
   <Display>DocumentLibraryForm</Display>
@@ -30157,26 +29412,11 @@
 </FormTemplates>
 </file>
 
-<file path=customXml/itemProps1.xml><?xml version="1.0" encoding="utf-8"?>
-<ds:datastoreItem xmlns:ds="http://schemas.openxmlformats.org/officeDocument/2006/customXml" ds:itemID="{EAF29AAA-DC3E-481F-9E27-B608EA6E1BA8}">
-  <ds:schemaRefs>
-    <ds:schemaRef ds:uri="http://schemas.microsoft.com/office/2006/metadata/properties"/>
-    <ds:schemaRef ds:uri="http://schemas.microsoft.com/office/infopath/2007/PartnerControls"/>
-    <ds:schemaRef ds:uri="f7cd2919-dc0f-4128-8acc-c71048791a43"/>
-    <ds:schemaRef ds:uri="b6d4baf7-a353-4190-9256-a508af4fcbee"/>
-  </ds:schemaRefs>
-</ds:datastoreItem>
+<file path=customXml/item4.xml><?xml version="1.0" encoding="utf-8"?>
+<b:Sources xmlns:b="http://schemas.openxmlformats.org/officeDocument/2006/bibliography" xmlns="http://schemas.openxmlformats.org/officeDocument/2006/bibliography" SelectedStyle="\APASixthEditionOfficeOnline.xsl" StyleName="APA" Version="6"/>
 </file>
 
-<file path=customXml/itemProps2.xml><?xml version="1.0" encoding="utf-8"?>
-<ds:datastoreItem xmlns:ds="http://schemas.openxmlformats.org/officeDocument/2006/customXml" ds:itemID="{F52EEFEC-DA96-48A7-99EC-3C2BEA052F26}">
-  <ds:schemaRefs>
-    <ds:schemaRef ds:uri="http://schemas.openxmlformats.org/officeDocument/2006/bibliography"/>
-  </ds:schemaRefs>
-</ds:datastoreItem>
-</file>
-
-<file path=customXml/itemProps3.xml><?xml version="1.0" encoding="utf-8"?>
+<file path=customXml/itemProps1.xml><?xml version="1.0" encoding="utf-8"?>
 <ds:datastoreItem xmlns:ds="http://schemas.openxmlformats.org/officeDocument/2006/customXml" ds:itemID="{03620F5E-E854-4C1F-A36D-5A9294BBF8FA}">
   <ds:schemaRefs>
     <ds:schemaRef ds:uri="http://schemas.microsoft.com/office/2006/metadata/contentType"/>
@@ -30195,10 +29435,29 @@
 </ds:datastoreItem>
 </file>
 
-<file path=customXml/itemProps4.xml><?xml version="1.0" encoding="utf-8"?>
+<file path=customXml/itemProps2.xml><?xml version="1.0" encoding="utf-8"?>
+<ds:datastoreItem xmlns:ds="http://schemas.openxmlformats.org/officeDocument/2006/customXml" ds:itemID="{EAF29AAA-DC3E-481F-9E27-B608EA6E1BA8}">
+  <ds:schemaRefs>
+    <ds:schemaRef ds:uri="http://schemas.microsoft.com/office/2006/metadata/properties"/>
+    <ds:schemaRef ds:uri="http://schemas.microsoft.com/office/infopath/2007/PartnerControls"/>
+    <ds:schemaRef ds:uri="f7cd2919-dc0f-4128-8acc-c71048791a43"/>
+    <ds:schemaRef ds:uri="b6d4baf7-a353-4190-9256-a508af4fcbee"/>
+  </ds:schemaRefs>
+</ds:datastoreItem>
+</file>
+
+<file path=customXml/itemProps3.xml><?xml version="1.0" encoding="utf-8"?>
 <ds:datastoreItem xmlns:ds="http://schemas.openxmlformats.org/officeDocument/2006/customXml" ds:itemID="{3C020853-B0BD-4610-8657-6842A987BBA7}">
   <ds:schemaRefs>
     <ds:schemaRef ds:uri="http://schemas.microsoft.com/sharepoint/v3/contenttype/forms"/>
   </ds:schemaRefs>
 </ds:datastoreItem>
+</file>
+
+<file path=customXml/itemProps4.xml><?xml version="1.0" encoding="utf-8"?>
+<ds:datastoreItem xmlns:ds="http://schemas.openxmlformats.org/officeDocument/2006/customXml" ds:itemID="{F52EEFEC-DA96-48A7-99EC-3C2BEA052F26}">
+  <ds:schemaRefs>
+    <ds:schemaRef ds:uri="http://schemas.openxmlformats.org/officeDocument/2006/bibliography"/>
+  </ds:schemaRefs>
+</ds:datastoreItem>
 </file>